--- a/docs/02_dev/🌐 Clarity API Documentation.docx
+++ b/docs/02_dev/🌐 Clarity API Documentation.docx
@@ -103,27 +103,7 @@
           <w:kern w:val="0"/>
           <w14:ligatures w14:val="none"/>
         </w:rPr>
-        <w:t>To provide a detailed guide on </w:t>
-      </w:r>
-      <w:r>
-        <w:rPr>
-          <w:rFonts w:ascii="Times New Roman" w:eastAsia="Times New Roman" w:hAnsi="Times New Roman" w:cs="Times New Roman"/>
-          <w:b/>
-          <w:bCs/>
-          <w:color w:val="000000"/>
-          <w:kern w:val="0"/>
-          <w14:ligatures w14:val="none"/>
-        </w:rPr>
-        <w:t>Clarity’s API endpoints</w:t>
-      </w:r>
-      <w:r>
-        <w:rPr>
-          <w:rFonts w:ascii="Times New Roman" w:eastAsia="Times New Roman" w:hAnsi="Times New Roman" w:cs="Times New Roman"/>
-          <w:color w:val="000000"/>
-          <w:kern w:val="0"/>
-          <w14:ligatures w14:val="none"/>
-        </w:rPr>
-        <w:t>, ensuring seamless integration for frontend applications, AI models, and third-party services.</w:t>
+        <w:t>To provide a detailed guide on Clarity’s API endpoints, ensuring seamless integration for frontend applications, AI models, and third-party services.</w:t>
       </w:r>
     </w:p>
     <w:p>
@@ -131,7 +111,6 @@
         <w:spacing w:after="0" w:line="240" w:lineRule="auto"/>
         <w:rPr>
           <w:rFonts w:ascii="Times New Roman" w:eastAsia="Times New Roman" w:hAnsi="Times New Roman" w:cs="Times New Roman"/>
-          <w:color w:val="000000"/>
           <w:kern w:val="0"/>
           <w14:ligatures w14:val="none"/>
         </w:rPr>
@@ -140,7 +119,6 @@
         <w:rPr>
           <w:rFonts w:ascii="Times New Roman" w:eastAsia="Times New Roman" w:hAnsi="Times New Roman" w:cs="Times New Roman"/>
           <w:noProof/>
-          <w:color w:val="000000"/>
           <w:kern w:val="0"/>
         </w:rPr>
         <w:pict>
@@ -294,7 +272,7 @@
       <w:pPr>
         <w:numPr>
           <w:ilvl w:val="0"/>
-          <w:numId w:val="1"/>
+          <w:numId w:val="2"/>
         </w:numPr>
         <w:spacing w:before="100" w:beforeAutospacing="1" w:after="100" w:afterAutospacing="1" w:line="240" w:lineRule="auto"/>
         <w:rPr>
@@ -338,7 +316,7 @@
       <w:pPr>
         <w:numPr>
           <w:ilvl w:val="0"/>
-          <w:numId w:val="1"/>
+          <w:numId w:val="2"/>
         </w:numPr>
         <w:spacing w:before="100" w:beforeAutospacing="1" w:after="100" w:afterAutospacing="1" w:line="240" w:lineRule="auto"/>
         <w:rPr>
@@ -360,6 +338,8 @@
       <w:r>
         <w:rPr>
           <w:rFonts w:ascii="Courier New" w:eastAsia="Times New Roman" w:hAnsi="Courier New" w:cs="Courier New"/>
+          <w:b/>
+          <w:bCs/>
           <w:color w:val="000000"/>
           <w:kern w:val="0"/>
           <w:sz w:val="20"/>
@@ -382,7 +362,7 @@
       <w:pPr>
         <w:numPr>
           <w:ilvl w:val="0"/>
-          <w:numId w:val="1"/>
+          <w:numId w:val="2"/>
         </w:numPr>
         <w:spacing w:before="100" w:beforeAutospacing="1" w:after="100" w:afterAutospacing="1" w:line="240" w:lineRule="auto"/>
         <w:rPr>
@@ -427,7 +407,6 @@
         <w:spacing w:after="0" w:line="240" w:lineRule="auto"/>
         <w:rPr>
           <w:rFonts w:ascii="Times New Roman" w:eastAsia="Times New Roman" w:hAnsi="Times New Roman" w:cs="Times New Roman"/>
-          <w:color w:val="000000"/>
           <w:kern w:val="0"/>
           <w14:ligatures w14:val="none"/>
         </w:rPr>
@@ -436,7 +415,6 @@
         <w:rPr>
           <w:rFonts w:ascii="Times New Roman" w:eastAsia="Times New Roman" w:hAnsi="Times New Roman" w:cs="Times New Roman"/>
           <w:noProof/>
-          <w:color w:val="000000"/>
           <w:kern w:val="0"/>
         </w:rPr>
         <w:pict>
@@ -516,7 +494,7 @@
       </w:r>
       <w:r>
         <w:rPr>
-          <w:rFonts w:ascii="Apple Color Emoji" w:eastAsia="Times New Roman" w:hAnsi="Apple Color Emoji" w:cs="Apple Color Emoji"/>
+          <w:rFonts w:ascii="Segoe UI Symbol" w:eastAsia="Times New Roman" w:hAnsi="Segoe UI Symbol" w:cs="Segoe UI Symbol"/>
           <w:b/>
           <w:bCs/>
           <w:color w:val="000000"/>
@@ -525,7 +503,7 @@
           <w:szCs w:val="27"/>
           <w14:ligatures w14:val="none"/>
         </w:rPr>
-        <w:t>️⃣</w:t>
+        <w:t>⃣</w:t>
       </w:r>
       <w:r>
         <w:rPr>
@@ -563,7 +541,7 @@
           <w:kern w:val="0"/>
           <w14:ligatures w14:val="none"/>
         </w:rPr>
-        <w:t>🔹</w:t>
+        <w:t>💡</w:t>
       </w:r>
       <w:r>
         <w:rPr>
@@ -590,6 +568,8 @@
       <w:r>
         <w:rPr>
           <w:rFonts w:ascii="Courier New" w:eastAsia="Times New Roman" w:hAnsi="Courier New" w:cs="Courier New"/>
+          <w:b/>
+          <w:bCs/>
           <w:color w:val="000000"/>
           <w:kern w:val="0"/>
           <w:sz w:val="20"/>
@@ -597,6 +577,26 @@
           <w14:ligatures w14:val="none"/>
         </w:rPr>
         <w:t>GET /news/latest</w:t>
+      </w:r>
+      <w:r>
+        <w:rPr>
+          <w:rFonts w:ascii="Times New Roman" w:eastAsia="Times New Roman" w:hAnsi="Times New Roman" w:cs="Times New Roman"/>
+          <w:color w:val="000000"/>
+          <w:kern w:val="0"/>
+          <w14:ligatures w14:val="none"/>
+        </w:rPr>
+        <w:br/>
+      </w:r>
+      <w:r>
+        <w:rPr>
+          <w:rFonts w:ascii="Times New Roman" w:eastAsia="Times New Roman" w:hAnsi="Times New Roman" w:cs="Times New Roman"/>
+          <w:b/>
+          <w:bCs/>
+          <w:color w:val="000000"/>
+          <w:kern w:val="0"/>
+          <w14:ligatures w14:val="none"/>
+        </w:rPr>
+        <w:t>Response:</w:t>
       </w:r>
     </w:p>
     <w:p>
@@ -638,7 +638,7 @@
           <w:szCs w:val="20"/>
           <w14:ligatures w14:val="none"/>
         </w:rPr>
-        <w:t>Response:</w:t>
+        <w:t>{</w:t>
       </w:r>
     </w:p>
     <w:p>
@@ -680,7 +680,7 @@
           <w:szCs w:val="20"/>
           <w14:ligatures w14:val="none"/>
         </w:rPr>
-        <w:t>{</w:t>
+        <w:t xml:space="preserve">    "status": "success",</w:t>
       </w:r>
     </w:p>
     <w:p>
@@ -722,7 +722,7 @@
           <w:szCs w:val="20"/>
           <w14:ligatures w14:val="none"/>
         </w:rPr>
-        <w:t xml:space="preserve">    "status": "success",</w:t>
+        <w:t xml:space="preserve">    "data": [</w:t>
       </w:r>
     </w:p>
     <w:p>
@@ -764,7 +764,7 @@
           <w:szCs w:val="20"/>
           <w14:ligatures w14:val="none"/>
         </w:rPr>
-        <w:t xml:space="preserve">    "data": [</w:t>
+        <w:t xml:space="preserve">        {</w:t>
       </w:r>
     </w:p>
     <w:p>
@@ -806,7 +806,7 @@
           <w:szCs w:val="20"/>
           <w14:ligatures w14:val="none"/>
         </w:rPr>
-        <w:t xml:space="preserve">        {</w:t>
+        <w:t xml:space="preserve">            "id": "123",</w:t>
       </w:r>
     </w:p>
     <w:p>
@@ -848,7 +848,7 @@
           <w:szCs w:val="20"/>
           <w14:ligatures w14:val="none"/>
         </w:rPr>
-        <w:t xml:space="preserve">            "id": "123",</w:t>
+        <w:t xml:space="preserve">            "title": "Breaking News Headline",</w:t>
       </w:r>
     </w:p>
     <w:p>
@@ -890,7 +890,7 @@
           <w:szCs w:val="20"/>
           <w14:ligatures w14:val="none"/>
         </w:rPr>
-        <w:t xml:space="preserve">            "title": "Breaking News Headline",</w:t>
+        <w:t xml:space="preserve">            "source": "Reuters",</w:t>
       </w:r>
     </w:p>
     <w:p>
@@ -932,7 +932,7 @@
           <w:szCs w:val="20"/>
           <w14:ligatures w14:val="none"/>
         </w:rPr>
-        <w:t xml:space="preserve">            "source": "Reuters",</w:t>
+        <w:t xml:space="preserve">            "published_date": "2024-02-22T10:30:00Z",</w:t>
       </w:r>
     </w:p>
     <w:p>
@@ -974,31 +974,7 @@
           <w:szCs w:val="20"/>
           <w14:ligatures w14:val="none"/>
         </w:rPr>
-        <w:t xml:space="preserve">            "</w:t>
-      </w:r>
-      <w:proofErr w:type="gramStart"/>
-      <w:r>
-        <w:rPr>
-          <w:rFonts w:ascii="Courier New" w:eastAsia="Times New Roman" w:hAnsi="Courier New" w:cs="Courier New"/>
-          <w:color w:val="000000"/>
-          <w:kern w:val="0"/>
-          <w:sz w:val="20"/>
-          <w:szCs w:val="20"/>
-          <w14:ligatures w14:val="none"/>
-        </w:rPr>
-        <w:t>published</w:t>
-      </w:r>
-      <w:proofErr w:type="gramEnd"/>
-      <w:r>
-        <w:rPr>
-          <w:rFonts w:ascii="Courier New" w:eastAsia="Times New Roman" w:hAnsi="Courier New" w:cs="Courier New"/>
-          <w:color w:val="000000"/>
-          <w:kern w:val="0"/>
-          <w:sz w:val="20"/>
-          <w:szCs w:val="20"/>
-          <w14:ligatures w14:val="none"/>
-        </w:rPr>
-        <w:t>_date": "2024-02-22T10:30:00Z",</w:t>
+        <w:t xml:space="preserve">            "summary": "AI-generated summary...",</w:t>
       </w:r>
     </w:p>
     <w:p>
@@ -1040,7 +1016,7 @@
           <w:szCs w:val="20"/>
           <w14:ligatures w14:val="none"/>
         </w:rPr>
-        <w:t xml:space="preserve">            "summary": "AI-generated summary...",</w:t>
+        <w:t xml:space="preserve">            "contradictions_detected": true,</w:t>
       </w:r>
     </w:p>
     <w:p>
@@ -1082,31 +1058,7 @@
           <w:szCs w:val="20"/>
           <w14:ligatures w14:val="none"/>
         </w:rPr>
-        <w:t xml:space="preserve">            "</w:t>
-      </w:r>
-      <w:proofErr w:type="gramStart"/>
-      <w:r>
-        <w:rPr>
-          <w:rFonts w:ascii="Courier New" w:eastAsia="Times New Roman" w:hAnsi="Courier New" w:cs="Courier New"/>
-          <w:color w:val="000000"/>
-          <w:kern w:val="0"/>
-          <w:sz w:val="20"/>
-          <w:szCs w:val="20"/>
-          <w14:ligatures w14:val="none"/>
-        </w:rPr>
-        <w:t>contradictions</w:t>
-      </w:r>
-      <w:proofErr w:type="gramEnd"/>
-      <w:r>
-        <w:rPr>
-          <w:rFonts w:ascii="Courier New" w:eastAsia="Times New Roman" w:hAnsi="Courier New" w:cs="Courier New"/>
-          <w:color w:val="000000"/>
-          <w:kern w:val="0"/>
-          <w:sz w:val="20"/>
-          <w:szCs w:val="20"/>
-          <w14:ligatures w14:val="none"/>
-        </w:rPr>
-        <w:t>_detected": true,</w:t>
+        <w:t xml:space="preserve">            "sentiment_score": 0.8</w:t>
       </w:r>
     </w:p>
     <w:p>
@@ -1148,31 +1100,7 @@
           <w:szCs w:val="20"/>
           <w14:ligatures w14:val="none"/>
         </w:rPr>
-        <w:t xml:space="preserve">            "</w:t>
-      </w:r>
-      <w:proofErr w:type="gramStart"/>
-      <w:r>
-        <w:rPr>
-          <w:rFonts w:ascii="Courier New" w:eastAsia="Times New Roman" w:hAnsi="Courier New" w:cs="Courier New"/>
-          <w:color w:val="000000"/>
-          <w:kern w:val="0"/>
-          <w:sz w:val="20"/>
-          <w:szCs w:val="20"/>
-          <w14:ligatures w14:val="none"/>
-        </w:rPr>
-        <w:t>sentiment</w:t>
-      </w:r>
-      <w:proofErr w:type="gramEnd"/>
-      <w:r>
-        <w:rPr>
-          <w:rFonts w:ascii="Courier New" w:eastAsia="Times New Roman" w:hAnsi="Courier New" w:cs="Courier New"/>
-          <w:color w:val="000000"/>
-          <w:kern w:val="0"/>
-          <w:sz w:val="20"/>
-          <w:szCs w:val="20"/>
-          <w14:ligatures w14:val="none"/>
-        </w:rPr>
-        <w:t>_score": 0.8</w:t>
+        <w:t xml:space="preserve">        }</w:t>
       </w:r>
     </w:p>
     <w:p>
@@ -1214,7 +1142,7 @@
           <w:szCs w:val="20"/>
           <w14:ligatures w14:val="none"/>
         </w:rPr>
-        <w:t xml:space="preserve">        }</w:t>
+        <w:t xml:space="preserve">    ]</w:t>
       </w:r>
     </w:p>
     <w:p>
@@ -1256,7 +1184,223 @@
           <w:szCs w:val="20"/>
           <w14:ligatures w14:val="none"/>
         </w:rPr>
-        <w:t xml:space="preserve">    ]</w:t>
+        <w:lastRenderedPageBreak/>
+        <w:t>}</w:t>
+      </w:r>
+    </w:p>
+    <w:p>
+      <w:pPr>
+        <w:spacing w:before="100" w:beforeAutospacing="1" w:after="100" w:afterAutospacing="1" w:line="240" w:lineRule="auto"/>
+        <w:outlineLvl w:val="3"/>
+        <w:rPr>
+          <w:rFonts w:ascii="Times New Roman" w:eastAsia="Times New Roman" w:hAnsi="Times New Roman" w:cs="Times New Roman"/>
+          <w:b/>
+          <w:bCs/>
+          <w:color w:val="000000"/>
+          <w:kern w:val="0"/>
+          <w14:ligatures w14:val="none"/>
+        </w:rPr>
+      </w:pPr>
+      <w:r>
+        <w:rPr>
+          <w:rFonts w:ascii="Apple Color Emoji" w:eastAsia="Times New Roman" w:hAnsi="Apple Color Emoji" w:cs="Apple Color Emoji"/>
+          <w:b/>
+          <w:bCs/>
+          <w:color w:val="000000"/>
+          <w:kern w:val="0"/>
+          <w14:ligatures w14:val="none"/>
+        </w:rPr>
+        <w:t>💡</w:t>
+      </w:r>
+      <w:r>
+        <w:rPr>
+          <w:rFonts w:ascii="Times New Roman" w:eastAsia="Times New Roman" w:hAnsi="Times New Roman" w:cs="Times New Roman"/>
+          <w:b/>
+          <w:bCs/>
+          <w:color w:val="000000"/>
+          <w:kern w:val="0"/>
+          <w14:ligatures w14:val="none"/>
+        </w:rPr>
+        <w:t xml:space="preserve"> Fetch News by ID</w:t>
+      </w:r>
+    </w:p>
+    <w:p>
+      <w:pPr>
+        <w:spacing w:before="100" w:beforeAutospacing="1" w:after="100" w:afterAutospacing="1" w:line="240" w:lineRule="auto"/>
+        <w:rPr>
+          <w:rFonts w:ascii="Times New Roman" w:eastAsia="Times New Roman" w:hAnsi="Times New Roman" w:cs="Times New Roman"/>
+          <w:color w:val="000000"/>
+          <w:kern w:val="0"/>
+          <w14:ligatures w14:val="none"/>
+        </w:rPr>
+      </w:pPr>
+      <w:r>
+        <w:rPr>
+          <w:rFonts w:ascii="Courier New" w:eastAsia="Times New Roman" w:hAnsi="Courier New" w:cs="Courier New"/>
+          <w:b/>
+          <w:bCs/>
+          <w:color w:val="000000"/>
+          <w:kern w:val="0"/>
+          <w:sz w:val="20"/>
+          <w:szCs w:val="20"/>
+          <w14:ligatures w14:val="none"/>
+        </w:rPr>
+        <w:t>GET /news/{news_id}</w:t>
+      </w:r>
+    </w:p>
+    <w:p>
+      <w:pPr>
+        <w:spacing w:after="0" w:line="240" w:lineRule="auto"/>
+        <w:rPr>
+          <w:rFonts w:ascii="Times New Roman" w:eastAsia="Times New Roman" w:hAnsi="Times New Roman" w:cs="Times New Roman"/>
+          <w:kern w:val="0"/>
+          <w14:ligatures w14:val="none"/>
+        </w:rPr>
+      </w:pPr>
+      <w:r>
+        <w:rPr>
+          <w:rFonts w:ascii="Times New Roman" w:eastAsia="Times New Roman" w:hAnsi="Times New Roman" w:cs="Times New Roman"/>
+          <w:noProof/>
+          <w:kern w:val="0"/>
+        </w:rPr>
+        <w:pict>
+          <v:rect id="_x0000_i1028" alt="" style="width:468pt;height:.05pt;mso-width-percent:0;mso-height-percent:0;mso-width-percent:0;mso-height-percent:0" o:hralign="center" o:hrstd="t" o:hr="t" fillcolor="#a0a0a0" stroked="f"/>
+        </w:pict>
+      </w:r>
+    </w:p>
+    <w:p>
+      <w:pPr>
+        <w:spacing w:before="100" w:beforeAutospacing="1" w:after="100" w:afterAutospacing="1" w:line="240" w:lineRule="auto"/>
+        <w:outlineLvl w:val="2"/>
+        <w:rPr>
+          <w:rFonts w:ascii="Times New Roman" w:eastAsia="Times New Roman" w:hAnsi="Times New Roman" w:cs="Times New Roman"/>
+          <w:b/>
+          <w:bCs/>
+          <w:color w:val="000000"/>
+          <w:kern w:val="0"/>
+          <w:sz w:val="27"/>
+          <w:szCs w:val="27"/>
+          <w14:ligatures w14:val="none"/>
+        </w:rPr>
+      </w:pPr>
+      <w:r>
+        <w:rPr>
+          <w:rFonts w:ascii="Times New Roman" w:eastAsia="Times New Roman" w:hAnsi="Times New Roman" w:cs="Times New Roman"/>
+          <w:b/>
+          <w:bCs/>
+          <w:color w:val="000000"/>
+          <w:kern w:val="0"/>
+          <w:sz w:val="27"/>
+          <w:szCs w:val="27"/>
+          <w14:ligatures w14:val="none"/>
+        </w:rPr>
+        <w:t>2</w:t>
+      </w:r>
+      <w:r>
+        <w:rPr>
+          <w:rFonts w:ascii="Segoe UI Symbol" w:eastAsia="Times New Roman" w:hAnsi="Segoe UI Symbol" w:cs="Segoe UI Symbol"/>
+          <w:b/>
+          <w:bCs/>
+          <w:color w:val="000000"/>
+          <w:kern w:val="0"/>
+          <w:sz w:val="27"/>
+          <w:szCs w:val="27"/>
+          <w14:ligatures w14:val="none"/>
+        </w:rPr>
+        <w:t>⃣</w:t>
+      </w:r>
+      <w:r>
+        <w:rPr>
+          <w:rFonts w:ascii="Times New Roman" w:eastAsia="Times New Roman" w:hAnsi="Times New Roman" w:cs="Times New Roman"/>
+          <w:b/>
+          <w:bCs/>
+          <w:color w:val="000000"/>
+          <w:kern w:val="0"/>
+          <w:sz w:val="27"/>
+          <w:szCs w:val="27"/>
+          <w14:ligatures w14:val="none"/>
+        </w:rPr>
+        <w:t xml:space="preserve"> AI Analysis Results</w:t>
+      </w:r>
+    </w:p>
+    <w:p>
+      <w:pPr>
+        <w:spacing w:before="100" w:beforeAutospacing="1" w:after="100" w:afterAutospacing="1" w:line="240" w:lineRule="auto"/>
+        <w:outlineLvl w:val="3"/>
+        <w:rPr>
+          <w:rFonts w:ascii="Times New Roman" w:eastAsia="Times New Roman" w:hAnsi="Times New Roman" w:cs="Times New Roman"/>
+          <w:b/>
+          <w:bCs/>
+          <w:color w:val="000000"/>
+          <w:kern w:val="0"/>
+          <w14:ligatures w14:val="none"/>
+        </w:rPr>
+      </w:pPr>
+      <w:r>
+        <w:rPr>
+          <w:rFonts w:ascii="Apple Color Emoji" w:eastAsia="Times New Roman" w:hAnsi="Apple Color Emoji" w:cs="Apple Color Emoji"/>
+          <w:b/>
+          <w:bCs/>
+          <w:color w:val="000000"/>
+          <w:kern w:val="0"/>
+          <w14:ligatures w14:val="none"/>
+        </w:rPr>
+        <w:t>💡</w:t>
+      </w:r>
+      <w:r>
+        <w:rPr>
+          <w:rFonts w:ascii="Times New Roman" w:eastAsia="Times New Roman" w:hAnsi="Times New Roman" w:cs="Times New Roman"/>
+          <w:b/>
+          <w:bCs/>
+          <w:color w:val="000000"/>
+          <w:kern w:val="0"/>
+          <w14:ligatures w14:val="none"/>
+        </w:rPr>
+        <w:t xml:space="preserve"> Fetch AI Analysis for News</w:t>
+      </w:r>
+    </w:p>
+    <w:p>
+      <w:pPr>
+        <w:spacing w:before="100" w:beforeAutospacing="1" w:after="100" w:afterAutospacing="1" w:line="240" w:lineRule="auto"/>
+        <w:rPr>
+          <w:rFonts w:ascii="Times New Roman" w:eastAsia="Times New Roman" w:hAnsi="Times New Roman" w:cs="Times New Roman"/>
+          <w:color w:val="000000"/>
+          <w:kern w:val="0"/>
+          <w14:ligatures w14:val="none"/>
+        </w:rPr>
+      </w:pPr>
+      <w:r>
+        <w:rPr>
+          <w:rFonts w:ascii="Courier New" w:eastAsia="Times New Roman" w:hAnsi="Courier New" w:cs="Courier New"/>
+          <w:b/>
+          <w:bCs/>
+          <w:color w:val="000000"/>
+          <w:kern w:val="0"/>
+          <w:sz w:val="20"/>
+          <w:szCs w:val="20"/>
+          <w14:ligatures w14:val="none"/>
+        </w:rPr>
+        <w:t>GET /analysis/{news_id}</w:t>
+      </w:r>
+      <w:r>
+        <w:rPr>
+          <w:rFonts w:ascii="Times New Roman" w:eastAsia="Times New Roman" w:hAnsi="Times New Roman" w:cs="Times New Roman"/>
+          <w:color w:val="000000"/>
+          <w:kern w:val="0"/>
+          <w14:ligatures w14:val="none"/>
+        </w:rPr>
+        <w:br/>
+      </w:r>
+      <w:r>
+        <w:rPr>
+          <w:rFonts w:ascii="Times New Roman" w:eastAsia="Times New Roman" w:hAnsi="Times New Roman" w:cs="Times New Roman"/>
+          <w:b/>
+          <w:bCs/>
+          <w:color w:val="000000"/>
+          <w:kern w:val="0"/>
+          <w14:ligatures w14:val="none"/>
+        </w:rPr>
+        <w:t>Response:</w:t>
       </w:r>
     </w:p>
     <w:p>
@@ -1298,201 +1442,7 @@
           <w:szCs w:val="20"/>
           <w14:ligatures w14:val="none"/>
         </w:rPr>
-        <w:lastRenderedPageBreak/>
-        <w:t>}</w:t>
-      </w:r>
-    </w:p>
-    <w:p>
-      <w:pPr>
-        <w:spacing w:before="100" w:beforeAutospacing="1" w:after="100" w:afterAutospacing="1" w:line="240" w:lineRule="auto"/>
-        <w:outlineLvl w:val="3"/>
-        <w:rPr>
-          <w:rFonts w:ascii="Times New Roman" w:eastAsia="Times New Roman" w:hAnsi="Times New Roman" w:cs="Times New Roman"/>
-          <w:b/>
-          <w:bCs/>
-          <w:color w:val="000000"/>
-          <w:kern w:val="0"/>
-          <w14:ligatures w14:val="none"/>
-        </w:rPr>
-      </w:pPr>
-      <w:r>
-        <w:rPr>
-          <w:rFonts w:ascii="Apple Color Emoji" w:eastAsia="Times New Roman" w:hAnsi="Apple Color Emoji" w:cs="Apple Color Emoji"/>
-          <w:b/>
-          <w:bCs/>
-          <w:color w:val="000000"/>
-          <w:kern w:val="0"/>
-          <w14:ligatures w14:val="none"/>
-        </w:rPr>
-        <w:t>🔹</w:t>
-      </w:r>
-      <w:r>
-        <w:rPr>
-          <w:rFonts w:ascii="Times New Roman" w:eastAsia="Times New Roman" w:hAnsi="Times New Roman" w:cs="Times New Roman"/>
-          <w:b/>
-          <w:bCs/>
-          <w:color w:val="000000"/>
-          <w:kern w:val="0"/>
-          <w14:ligatures w14:val="none"/>
-        </w:rPr>
-        <w:t xml:space="preserve"> Fetch News by ID</w:t>
-      </w:r>
-    </w:p>
-    <w:p>
-      <w:pPr>
-        <w:spacing w:before="100" w:beforeAutospacing="1" w:after="100" w:afterAutospacing="1" w:line="240" w:lineRule="auto"/>
-        <w:rPr>
-          <w:rFonts w:ascii="Times New Roman" w:eastAsia="Times New Roman" w:hAnsi="Times New Roman" w:cs="Times New Roman"/>
-          <w:color w:val="000000"/>
-          <w:kern w:val="0"/>
-          <w14:ligatures w14:val="none"/>
-        </w:rPr>
-      </w:pPr>
-      <w:r>
-        <w:rPr>
-          <w:rFonts w:ascii="Courier New" w:eastAsia="Times New Roman" w:hAnsi="Courier New" w:cs="Courier New"/>
-          <w:color w:val="000000"/>
-          <w:kern w:val="0"/>
-          <w:sz w:val="20"/>
-          <w:szCs w:val="20"/>
-          <w14:ligatures w14:val="none"/>
-        </w:rPr>
-        <w:t>GET /news/{news_id}</w:t>
-      </w:r>
-    </w:p>
-    <w:p>
-      <w:pPr>
-        <w:spacing w:after="0" w:line="240" w:lineRule="auto"/>
-        <w:rPr>
-          <w:rFonts w:ascii="Times New Roman" w:eastAsia="Times New Roman" w:hAnsi="Times New Roman" w:cs="Times New Roman"/>
-          <w:color w:val="000000"/>
-          <w:kern w:val="0"/>
-          <w14:ligatures w14:val="none"/>
-        </w:rPr>
-      </w:pPr>
-      <w:r>
-        <w:rPr>
-          <w:rFonts w:ascii="Times New Roman" w:eastAsia="Times New Roman" w:hAnsi="Times New Roman" w:cs="Times New Roman"/>
-          <w:noProof/>
-          <w:color w:val="000000"/>
-          <w:kern w:val="0"/>
-        </w:rPr>
-        <w:pict>
-          <v:rect id="_x0000_i1028" alt="" style="width:468pt;height:.05pt;mso-width-percent:0;mso-height-percent:0;mso-width-percent:0;mso-height-percent:0" o:hralign="center" o:hrstd="t" o:hr="t" fillcolor="#a0a0a0" stroked="f"/>
-        </w:pict>
-      </w:r>
-    </w:p>
-    <w:p>
-      <w:pPr>
-        <w:spacing w:before="100" w:beforeAutospacing="1" w:after="100" w:afterAutospacing="1" w:line="240" w:lineRule="auto"/>
-        <w:outlineLvl w:val="2"/>
-        <w:rPr>
-          <w:rFonts w:ascii="Times New Roman" w:eastAsia="Times New Roman" w:hAnsi="Times New Roman" w:cs="Times New Roman"/>
-          <w:b/>
-          <w:bCs/>
-          <w:color w:val="000000"/>
-          <w:kern w:val="0"/>
-          <w:sz w:val="27"/>
-          <w:szCs w:val="27"/>
-          <w14:ligatures w14:val="none"/>
-        </w:rPr>
-      </w:pPr>
-      <w:r>
-        <w:rPr>
-          <w:rFonts w:ascii="Times New Roman" w:eastAsia="Times New Roman" w:hAnsi="Times New Roman" w:cs="Times New Roman"/>
-          <w:b/>
-          <w:bCs/>
-          <w:color w:val="000000"/>
-          <w:kern w:val="0"/>
-          <w:sz w:val="27"/>
-          <w:szCs w:val="27"/>
-          <w14:ligatures w14:val="none"/>
-        </w:rPr>
-        <w:t>2</w:t>
-      </w:r>
-      <w:r>
-        <w:rPr>
-          <w:rFonts w:ascii="Apple Color Emoji" w:eastAsia="Times New Roman" w:hAnsi="Apple Color Emoji" w:cs="Apple Color Emoji"/>
-          <w:b/>
-          <w:bCs/>
-          <w:color w:val="000000"/>
-          <w:kern w:val="0"/>
-          <w:sz w:val="27"/>
-          <w:szCs w:val="27"/>
-          <w14:ligatures w14:val="none"/>
-        </w:rPr>
-        <w:t>️⃣</w:t>
-      </w:r>
-      <w:r>
-        <w:rPr>
-          <w:rFonts w:ascii="Times New Roman" w:eastAsia="Times New Roman" w:hAnsi="Times New Roman" w:cs="Times New Roman"/>
-          <w:b/>
-          <w:bCs/>
-          <w:color w:val="000000"/>
-          <w:kern w:val="0"/>
-          <w:sz w:val="27"/>
-          <w:szCs w:val="27"/>
-          <w14:ligatures w14:val="none"/>
-        </w:rPr>
-        <w:t xml:space="preserve"> AI Analysis Results</w:t>
-      </w:r>
-    </w:p>
-    <w:p>
-      <w:pPr>
-        <w:spacing w:before="100" w:beforeAutospacing="1" w:after="100" w:afterAutospacing="1" w:line="240" w:lineRule="auto"/>
-        <w:outlineLvl w:val="3"/>
-        <w:rPr>
-          <w:rFonts w:ascii="Times New Roman" w:eastAsia="Times New Roman" w:hAnsi="Times New Roman" w:cs="Times New Roman"/>
-          <w:b/>
-          <w:bCs/>
-          <w:color w:val="000000"/>
-          <w:kern w:val="0"/>
-          <w14:ligatures w14:val="none"/>
-        </w:rPr>
-      </w:pPr>
-      <w:r>
-        <w:rPr>
-          <w:rFonts w:ascii="Apple Color Emoji" w:eastAsia="Times New Roman" w:hAnsi="Apple Color Emoji" w:cs="Apple Color Emoji"/>
-          <w:b/>
-          <w:bCs/>
-          <w:color w:val="000000"/>
-          <w:kern w:val="0"/>
-          <w14:ligatures w14:val="none"/>
-        </w:rPr>
-        <w:t>🔹</w:t>
-      </w:r>
-      <w:r>
-        <w:rPr>
-          <w:rFonts w:ascii="Times New Roman" w:eastAsia="Times New Roman" w:hAnsi="Times New Roman" w:cs="Times New Roman"/>
-          <w:b/>
-          <w:bCs/>
-          <w:color w:val="000000"/>
-          <w:kern w:val="0"/>
-          <w14:ligatures w14:val="none"/>
-        </w:rPr>
-        <w:t xml:space="preserve"> Fetch AI Analysis for News</w:t>
-      </w:r>
-    </w:p>
-    <w:p>
-      <w:pPr>
-        <w:spacing w:before="100" w:beforeAutospacing="1" w:after="100" w:afterAutospacing="1" w:line="240" w:lineRule="auto"/>
-        <w:rPr>
-          <w:rFonts w:ascii="Times New Roman" w:eastAsia="Times New Roman" w:hAnsi="Times New Roman" w:cs="Times New Roman"/>
-          <w:color w:val="000000"/>
-          <w:kern w:val="0"/>
-          <w14:ligatures w14:val="none"/>
-        </w:rPr>
-      </w:pPr>
-      <w:r>
-        <w:rPr>
-          <w:rFonts w:ascii="Courier New" w:eastAsia="Times New Roman" w:hAnsi="Courier New" w:cs="Courier New"/>
-          <w:color w:val="000000"/>
-          <w:kern w:val="0"/>
-          <w:sz w:val="20"/>
-          <w:szCs w:val="20"/>
-          <w14:ligatures w14:val="none"/>
-        </w:rPr>
-        <w:t>GET /analysis/{news_id}</w:t>
+        <w:t>{</w:t>
       </w:r>
     </w:p>
     <w:p>
@@ -1534,7 +1484,7 @@
           <w:szCs w:val="20"/>
           <w14:ligatures w14:val="none"/>
         </w:rPr>
-        <w:t>Response:</w:t>
+        <w:t xml:space="preserve">    "news_id": "123",</w:t>
       </w:r>
     </w:p>
     <w:p>
@@ -1576,7 +1526,7 @@
           <w:szCs w:val="20"/>
           <w14:ligatures w14:val="none"/>
         </w:rPr>
-        <w:t>{</w:t>
+        <w:t xml:space="preserve">    "contradictions": ["Source A says X, Source B says Y"],</w:t>
       </w:r>
     </w:p>
     <w:p>
@@ -1618,31 +1568,7 @@
           <w:szCs w:val="20"/>
           <w14:ligatures w14:val="none"/>
         </w:rPr>
-        <w:t xml:space="preserve">    "</w:t>
-      </w:r>
-      <w:proofErr w:type="gramStart"/>
-      <w:r>
-        <w:rPr>
-          <w:rFonts w:ascii="Courier New" w:eastAsia="Times New Roman" w:hAnsi="Courier New" w:cs="Courier New"/>
-          <w:color w:val="000000"/>
-          <w:kern w:val="0"/>
-          <w:sz w:val="20"/>
-          <w:szCs w:val="20"/>
-          <w14:ligatures w14:val="none"/>
-        </w:rPr>
-        <w:t>news</w:t>
-      </w:r>
-      <w:proofErr w:type="gramEnd"/>
-      <w:r>
-        <w:rPr>
-          <w:rFonts w:ascii="Courier New" w:eastAsia="Times New Roman" w:hAnsi="Courier New" w:cs="Courier New"/>
-          <w:color w:val="000000"/>
-          <w:kern w:val="0"/>
-          <w:sz w:val="20"/>
-          <w:szCs w:val="20"/>
-          <w14:ligatures w14:val="none"/>
-        </w:rPr>
-        <w:t>_id": "123",</w:t>
+        <w:t xml:space="preserve">    "bias": "Leaning positive",</w:t>
       </w:r>
     </w:p>
     <w:p>
@@ -1684,7 +1610,7 @@
           <w:szCs w:val="20"/>
           <w14:ligatures w14:val="none"/>
         </w:rPr>
-        <w:t xml:space="preserve">    "contradictions": ["Source A says X, Source B says Y"],</w:t>
+        <w:t xml:space="preserve">    "sentiment": 0.8,</w:t>
       </w:r>
     </w:p>
     <w:p>
@@ -1726,7 +1652,7 @@
           <w:szCs w:val="20"/>
           <w14:ligatures w14:val="none"/>
         </w:rPr>
-        <w:t xml:space="preserve">    "bias": "Leaning positive",</w:t>
+        <w:t xml:space="preserve">    "impact_score": 7.5</w:t>
       </w:r>
     </w:p>
     <w:p>
@@ -1768,7 +1694,162 @@
           <w:szCs w:val="20"/>
           <w14:ligatures w14:val="none"/>
         </w:rPr>
-        <w:t xml:space="preserve">    "sentiment": 0.8,</w:t>
+        <w:t>}</w:t>
+      </w:r>
+    </w:p>
+    <w:p>
+      <w:pPr>
+        <w:spacing w:after="0" w:line="240" w:lineRule="auto"/>
+        <w:rPr>
+          <w:rFonts w:ascii="Times New Roman" w:eastAsia="Times New Roman" w:hAnsi="Times New Roman" w:cs="Times New Roman"/>
+          <w:kern w:val="0"/>
+          <w14:ligatures w14:val="none"/>
+        </w:rPr>
+      </w:pPr>
+      <w:r>
+        <w:rPr>
+          <w:rFonts w:ascii="Times New Roman" w:eastAsia="Times New Roman" w:hAnsi="Times New Roman" w:cs="Times New Roman"/>
+          <w:noProof/>
+          <w:kern w:val="0"/>
+        </w:rPr>
+        <w:pict>
+          <v:rect id="_x0000_i1027" alt="" style="width:468pt;height:.05pt;mso-width-percent:0;mso-height-percent:0;mso-width-percent:0;mso-height-percent:0" o:hralign="center" o:hrstd="t" o:hr="t" fillcolor="#a0a0a0" stroked="f"/>
+        </w:pict>
+      </w:r>
+    </w:p>
+    <w:p>
+      <w:pPr>
+        <w:spacing w:before="100" w:beforeAutospacing="1" w:after="100" w:afterAutospacing="1" w:line="240" w:lineRule="auto"/>
+        <w:outlineLvl w:val="2"/>
+        <w:rPr>
+          <w:rFonts w:ascii="Times New Roman" w:eastAsia="Times New Roman" w:hAnsi="Times New Roman" w:cs="Times New Roman"/>
+          <w:b/>
+          <w:bCs/>
+          <w:color w:val="000000"/>
+          <w:kern w:val="0"/>
+          <w:sz w:val="27"/>
+          <w:szCs w:val="27"/>
+          <w14:ligatures w14:val="none"/>
+        </w:rPr>
+      </w:pPr>
+      <w:r>
+        <w:rPr>
+          <w:rFonts w:ascii="Times New Roman" w:eastAsia="Times New Roman" w:hAnsi="Times New Roman" w:cs="Times New Roman"/>
+          <w:b/>
+          <w:bCs/>
+          <w:color w:val="000000"/>
+          <w:kern w:val="0"/>
+          <w:sz w:val="27"/>
+          <w:szCs w:val="27"/>
+          <w14:ligatures w14:val="none"/>
+        </w:rPr>
+        <w:t>3</w:t>
+      </w:r>
+      <w:r>
+        <w:rPr>
+          <w:rFonts w:ascii="Segoe UI Symbol" w:eastAsia="Times New Roman" w:hAnsi="Segoe UI Symbol" w:cs="Segoe UI Symbol"/>
+          <w:b/>
+          <w:bCs/>
+          <w:color w:val="000000"/>
+          <w:kern w:val="0"/>
+          <w:sz w:val="27"/>
+          <w:szCs w:val="27"/>
+          <w14:ligatures w14:val="none"/>
+        </w:rPr>
+        <w:t>⃣</w:t>
+      </w:r>
+      <w:r>
+        <w:rPr>
+          <w:rFonts w:ascii="Times New Roman" w:eastAsia="Times New Roman" w:hAnsi="Times New Roman" w:cs="Times New Roman"/>
+          <w:b/>
+          <w:bCs/>
+          <w:color w:val="000000"/>
+          <w:kern w:val="0"/>
+          <w:sz w:val="27"/>
+          <w:szCs w:val="27"/>
+          <w14:ligatures w14:val="none"/>
+        </w:rPr>
+        <w:t xml:space="preserve"> User Interactions</w:t>
+      </w:r>
+    </w:p>
+    <w:p>
+      <w:pPr>
+        <w:spacing w:before="100" w:beforeAutospacing="1" w:after="100" w:afterAutospacing="1" w:line="240" w:lineRule="auto"/>
+        <w:outlineLvl w:val="3"/>
+        <w:rPr>
+          <w:rFonts w:ascii="Times New Roman" w:eastAsia="Times New Roman" w:hAnsi="Times New Roman" w:cs="Times New Roman"/>
+          <w:b/>
+          <w:bCs/>
+          <w:color w:val="000000"/>
+          <w:kern w:val="0"/>
+          <w14:ligatures w14:val="none"/>
+        </w:rPr>
+      </w:pPr>
+      <w:r>
+        <w:rPr>
+          <w:rFonts w:ascii="Apple Color Emoji" w:eastAsia="Times New Roman" w:hAnsi="Apple Color Emoji" w:cs="Apple Color Emoji"/>
+          <w:b/>
+          <w:bCs/>
+          <w:color w:val="000000"/>
+          <w:kern w:val="0"/>
+          <w14:ligatures w14:val="none"/>
+        </w:rPr>
+        <w:t>💡</w:t>
+      </w:r>
+      <w:r>
+        <w:rPr>
+          <w:rFonts w:ascii="Times New Roman" w:eastAsia="Times New Roman" w:hAnsi="Times New Roman" w:cs="Times New Roman"/>
+          <w:b/>
+          <w:bCs/>
+          <w:color w:val="000000"/>
+          <w:kern w:val="0"/>
+          <w14:ligatures w14:val="none"/>
+        </w:rPr>
+        <w:t xml:space="preserve"> Submit User Action</w:t>
+      </w:r>
+    </w:p>
+    <w:p>
+      <w:pPr>
+        <w:spacing w:before="100" w:beforeAutospacing="1" w:after="100" w:afterAutospacing="1" w:line="240" w:lineRule="auto"/>
+        <w:rPr>
+          <w:rFonts w:ascii="Times New Roman" w:eastAsia="Times New Roman" w:hAnsi="Times New Roman" w:cs="Times New Roman"/>
+          <w:color w:val="000000"/>
+          <w:kern w:val="0"/>
+          <w14:ligatures w14:val="none"/>
+        </w:rPr>
+      </w:pPr>
+      <w:r>
+        <w:rPr>
+          <w:rFonts w:ascii="Courier New" w:eastAsia="Times New Roman" w:hAnsi="Courier New" w:cs="Courier New"/>
+          <w:b/>
+          <w:bCs/>
+          <w:color w:val="000000"/>
+          <w:kern w:val="0"/>
+          <w:sz w:val="20"/>
+          <w:szCs w:val="20"/>
+          <w14:ligatures w14:val="none"/>
+        </w:rPr>
+        <w:t>POST /user/actions</w:t>
+      </w:r>
+      <w:r>
+        <w:rPr>
+          <w:rFonts w:ascii="Times New Roman" w:eastAsia="Times New Roman" w:hAnsi="Times New Roman" w:cs="Times New Roman"/>
+          <w:color w:val="000000"/>
+          <w:kern w:val="0"/>
+          <w14:ligatures w14:val="none"/>
+        </w:rPr>
+        <w:br/>
+      </w:r>
+      <w:r>
+        <w:rPr>
+          <w:rFonts w:ascii="Times New Roman" w:eastAsia="Times New Roman" w:hAnsi="Times New Roman" w:cs="Times New Roman"/>
+          <w:b/>
+          <w:bCs/>
+          <w:color w:val="000000"/>
+          <w:kern w:val="0"/>
+          <w14:ligatures w14:val="none"/>
+        </w:rPr>
+        <w:t>Request:</w:t>
       </w:r>
     </w:p>
     <w:p>
@@ -1810,31 +1891,7 @@
           <w:szCs w:val="20"/>
           <w14:ligatures w14:val="none"/>
         </w:rPr>
-        <w:t xml:space="preserve">    "</w:t>
-      </w:r>
-      <w:proofErr w:type="gramStart"/>
-      <w:r>
-        <w:rPr>
-          <w:rFonts w:ascii="Courier New" w:eastAsia="Times New Roman" w:hAnsi="Courier New" w:cs="Courier New"/>
-          <w:color w:val="000000"/>
-          <w:kern w:val="0"/>
-          <w:sz w:val="20"/>
-          <w:szCs w:val="20"/>
-          <w14:ligatures w14:val="none"/>
-        </w:rPr>
-        <w:t>impact</w:t>
-      </w:r>
-      <w:proofErr w:type="gramEnd"/>
-      <w:r>
-        <w:rPr>
-          <w:rFonts w:ascii="Courier New" w:eastAsia="Times New Roman" w:hAnsi="Courier New" w:cs="Courier New"/>
-          <w:color w:val="000000"/>
-          <w:kern w:val="0"/>
-          <w:sz w:val="20"/>
-          <w:szCs w:val="20"/>
-          <w14:ligatures w14:val="none"/>
-        </w:rPr>
-        <w:t>_score": 7.5</w:t>
+        <w:t>{</w:t>
       </w:r>
     </w:p>
     <w:p>
@@ -1876,142 +1933,7 @@
           <w:szCs w:val="20"/>
           <w14:ligatures w14:val="none"/>
         </w:rPr>
-        <w:t>}</w:t>
-      </w:r>
-    </w:p>
-    <w:p>
-      <w:pPr>
-        <w:spacing w:after="0" w:line="240" w:lineRule="auto"/>
-        <w:rPr>
-          <w:rFonts w:ascii="Times New Roman" w:eastAsia="Times New Roman" w:hAnsi="Times New Roman" w:cs="Times New Roman"/>
-          <w:color w:val="000000"/>
-          <w:kern w:val="0"/>
-          <w14:ligatures w14:val="none"/>
-        </w:rPr>
-      </w:pPr>
-      <w:r>
-        <w:rPr>
-          <w:rFonts w:ascii="Times New Roman" w:eastAsia="Times New Roman" w:hAnsi="Times New Roman" w:cs="Times New Roman"/>
-          <w:noProof/>
-          <w:color w:val="000000"/>
-          <w:kern w:val="0"/>
-        </w:rPr>
-        <w:pict>
-          <v:rect id="_x0000_i1027" alt="" style="width:468pt;height:.05pt;mso-width-percent:0;mso-height-percent:0;mso-width-percent:0;mso-height-percent:0" o:hralign="center" o:hrstd="t" o:hr="t" fillcolor="#a0a0a0" stroked="f"/>
-        </w:pict>
-      </w:r>
-    </w:p>
-    <w:p>
-      <w:pPr>
-        <w:spacing w:before="100" w:beforeAutospacing="1" w:after="100" w:afterAutospacing="1" w:line="240" w:lineRule="auto"/>
-        <w:outlineLvl w:val="2"/>
-        <w:rPr>
-          <w:rFonts w:ascii="Times New Roman" w:eastAsia="Times New Roman" w:hAnsi="Times New Roman" w:cs="Times New Roman"/>
-          <w:b/>
-          <w:bCs/>
-          <w:color w:val="000000"/>
-          <w:kern w:val="0"/>
-          <w:sz w:val="27"/>
-          <w:szCs w:val="27"/>
-          <w14:ligatures w14:val="none"/>
-        </w:rPr>
-      </w:pPr>
-      <w:r>
-        <w:rPr>
-          <w:rFonts w:ascii="Times New Roman" w:eastAsia="Times New Roman" w:hAnsi="Times New Roman" w:cs="Times New Roman"/>
-          <w:b/>
-          <w:bCs/>
-          <w:color w:val="000000"/>
-          <w:kern w:val="0"/>
-          <w:sz w:val="27"/>
-          <w:szCs w:val="27"/>
-          <w14:ligatures w14:val="none"/>
-        </w:rPr>
-        <w:t>3</w:t>
-      </w:r>
-      <w:r>
-        <w:rPr>
-          <w:rFonts w:ascii="Apple Color Emoji" w:eastAsia="Times New Roman" w:hAnsi="Apple Color Emoji" w:cs="Apple Color Emoji"/>
-          <w:b/>
-          <w:bCs/>
-          <w:color w:val="000000"/>
-          <w:kern w:val="0"/>
-          <w:sz w:val="27"/>
-          <w:szCs w:val="27"/>
-          <w14:ligatures w14:val="none"/>
-        </w:rPr>
-        <w:t>️⃣</w:t>
-      </w:r>
-      <w:r>
-        <w:rPr>
-          <w:rFonts w:ascii="Times New Roman" w:eastAsia="Times New Roman" w:hAnsi="Times New Roman" w:cs="Times New Roman"/>
-          <w:b/>
-          <w:bCs/>
-          <w:color w:val="000000"/>
-          <w:kern w:val="0"/>
-          <w:sz w:val="27"/>
-          <w:szCs w:val="27"/>
-          <w14:ligatures w14:val="none"/>
-        </w:rPr>
-        <w:t xml:space="preserve"> User Interactions</w:t>
-      </w:r>
-    </w:p>
-    <w:p>
-      <w:pPr>
-        <w:spacing w:before="100" w:beforeAutospacing="1" w:after="100" w:afterAutospacing="1" w:line="240" w:lineRule="auto"/>
-        <w:outlineLvl w:val="3"/>
-        <w:rPr>
-          <w:rFonts w:ascii="Times New Roman" w:eastAsia="Times New Roman" w:hAnsi="Times New Roman" w:cs="Times New Roman"/>
-          <w:b/>
-          <w:bCs/>
-          <w:color w:val="000000"/>
-          <w:kern w:val="0"/>
-          <w14:ligatures w14:val="none"/>
-        </w:rPr>
-      </w:pPr>
-      <w:r>
-        <w:rPr>
-          <w:rFonts w:ascii="Apple Color Emoji" w:eastAsia="Times New Roman" w:hAnsi="Apple Color Emoji" w:cs="Apple Color Emoji"/>
-          <w:b/>
-          <w:bCs/>
-          <w:color w:val="000000"/>
-          <w:kern w:val="0"/>
-          <w14:ligatures w14:val="none"/>
-        </w:rPr>
-        <w:t>🔹</w:t>
-      </w:r>
-      <w:r>
-        <w:rPr>
-          <w:rFonts w:ascii="Times New Roman" w:eastAsia="Times New Roman" w:hAnsi="Times New Roman" w:cs="Times New Roman"/>
-          <w:b/>
-          <w:bCs/>
-          <w:color w:val="000000"/>
-          <w:kern w:val="0"/>
-          <w14:ligatures w14:val="none"/>
-        </w:rPr>
-        <w:t xml:space="preserve"> Submit User Action</w:t>
-      </w:r>
-    </w:p>
-    <w:p>
-      <w:pPr>
-        <w:spacing w:before="100" w:beforeAutospacing="1" w:after="100" w:afterAutospacing="1" w:line="240" w:lineRule="auto"/>
-        <w:rPr>
-          <w:rFonts w:ascii="Times New Roman" w:eastAsia="Times New Roman" w:hAnsi="Times New Roman" w:cs="Times New Roman"/>
-          <w:color w:val="000000"/>
-          <w:kern w:val="0"/>
-          <w14:ligatures w14:val="none"/>
-        </w:rPr>
-      </w:pPr>
-      <w:r>
-        <w:rPr>
-          <w:rFonts w:ascii="Courier New" w:eastAsia="Times New Roman" w:hAnsi="Courier New" w:cs="Courier New"/>
-          <w:color w:val="000000"/>
-          <w:kern w:val="0"/>
-          <w:sz w:val="20"/>
-          <w:szCs w:val="20"/>
-          <w14:ligatures w14:val="none"/>
-        </w:rPr>
-        <w:t>POST /user/actions</w:t>
+        <w:t xml:space="preserve">    "user_id": "456",</w:t>
       </w:r>
     </w:p>
     <w:p>
@@ -2053,7 +1975,7 @@
           <w:szCs w:val="20"/>
           <w14:ligatures w14:val="none"/>
         </w:rPr>
-        <w:t>Request:</w:t>
+        <w:t xml:space="preserve">    "news_id": "123",</w:t>
       </w:r>
     </w:p>
     <w:p>
@@ -2095,7 +2017,7 @@
           <w:szCs w:val="20"/>
           <w14:ligatures w14:val="none"/>
         </w:rPr>
-        <w:t>{</w:t>
+        <w:t xml:space="preserve">    "action_type": "like"</w:t>
       </w:r>
     </w:p>
     <w:p>
@@ -2137,31 +2059,223 @@
           <w:szCs w:val="20"/>
           <w14:ligatures w14:val="none"/>
         </w:rPr>
-        <w:t xml:space="preserve">    "</w:t>
-      </w:r>
-      <w:proofErr w:type="gramStart"/>
-      <w:r>
-        <w:rPr>
-          <w:rFonts w:ascii="Courier New" w:eastAsia="Times New Roman" w:hAnsi="Courier New" w:cs="Courier New"/>
-          <w:color w:val="000000"/>
-          <w:kern w:val="0"/>
-          <w:sz w:val="20"/>
-          <w:szCs w:val="20"/>
-          <w14:ligatures w14:val="none"/>
-        </w:rPr>
-        <w:t>user</w:t>
-      </w:r>
-      <w:proofErr w:type="gramEnd"/>
-      <w:r>
-        <w:rPr>
-          <w:rFonts w:ascii="Courier New" w:eastAsia="Times New Roman" w:hAnsi="Courier New" w:cs="Courier New"/>
-          <w:color w:val="000000"/>
-          <w:kern w:val="0"/>
-          <w:sz w:val="20"/>
-          <w:szCs w:val="20"/>
-          <w14:ligatures w14:val="none"/>
-        </w:rPr>
-        <w:t>_id": "456",</w:t>
+        <w:t>}</w:t>
+      </w:r>
+    </w:p>
+    <w:p>
+      <w:pPr>
+        <w:spacing w:before="100" w:beforeAutospacing="1" w:after="100" w:afterAutospacing="1" w:line="240" w:lineRule="auto"/>
+        <w:outlineLvl w:val="3"/>
+        <w:rPr>
+          <w:rFonts w:ascii="Times New Roman" w:eastAsia="Times New Roman" w:hAnsi="Times New Roman" w:cs="Times New Roman"/>
+          <w:b/>
+          <w:bCs/>
+          <w:color w:val="000000"/>
+          <w:kern w:val="0"/>
+          <w14:ligatures w14:val="none"/>
+        </w:rPr>
+      </w:pPr>
+      <w:r>
+        <w:rPr>
+          <w:rFonts w:ascii="Apple Color Emoji" w:eastAsia="Times New Roman" w:hAnsi="Apple Color Emoji" w:cs="Apple Color Emoji"/>
+          <w:b/>
+          <w:bCs/>
+          <w:color w:val="000000"/>
+          <w:kern w:val="0"/>
+          <w14:ligatures w14:val="none"/>
+        </w:rPr>
+        <w:t>💡</w:t>
+      </w:r>
+      <w:r>
+        <w:rPr>
+          <w:rFonts w:ascii="Times New Roman" w:eastAsia="Times New Roman" w:hAnsi="Times New Roman" w:cs="Times New Roman"/>
+          <w:b/>
+          <w:bCs/>
+          <w:color w:val="000000"/>
+          <w:kern w:val="0"/>
+          <w14:ligatures w14:val="none"/>
+        </w:rPr>
+        <w:t xml:space="preserve"> Fetch User Activity</w:t>
+      </w:r>
+    </w:p>
+    <w:p>
+      <w:pPr>
+        <w:spacing w:before="100" w:beforeAutospacing="1" w:after="100" w:afterAutospacing="1" w:line="240" w:lineRule="auto"/>
+        <w:rPr>
+          <w:rFonts w:ascii="Times New Roman" w:eastAsia="Times New Roman" w:hAnsi="Times New Roman" w:cs="Times New Roman"/>
+          <w:color w:val="000000"/>
+          <w:kern w:val="0"/>
+          <w14:ligatures w14:val="none"/>
+        </w:rPr>
+      </w:pPr>
+      <w:r>
+        <w:rPr>
+          <w:rFonts w:ascii="Courier New" w:eastAsia="Times New Roman" w:hAnsi="Courier New" w:cs="Courier New"/>
+          <w:b/>
+          <w:bCs/>
+          <w:color w:val="000000"/>
+          <w:kern w:val="0"/>
+          <w:sz w:val="20"/>
+          <w:szCs w:val="20"/>
+          <w14:ligatures w14:val="none"/>
+        </w:rPr>
+        <w:t>GET /user/actions/{user_id}</w:t>
+      </w:r>
+    </w:p>
+    <w:p>
+      <w:pPr>
+        <w:spacing w:after="0" w:line="240" w:lineRule="auto"/>
+        <w:rPr>
+          <w:rFonts w:ascii="Times New Roman" w:eastAsia="Times New Roman" w:hAnsi="Times New Roman" w:cs="Times New Roman"/>
+          <w:kern w:val="0"/>
+          <w14:ligatures w14:val="none"/>
+        </w:rPr>
+      </w:pPr>
+      <w:r>
+        <w:rPr>
+          <w:rFonts w:ascii="Times New Roman" w:eastAsia="Times New Roman" w:hAnsi="Times New Roman" w:cs="Times New Roman"/>
+          <w:noProof/>
+          <w:kern w:val="0"/>
+        </w:rPr>
+        <w:pict>
+          <v:rect id="_x0000_i1026" alt="" style="width:468pt;height:.05pt;mso-width-percent:0;mso-height-percent:0;mso-width-percent:0;mso-height-percent:0" o:hralign="center" o:hrstd="t" o:hr="t" fillcolor="#a0a0a0" stroked="f"/>
+        </w:pict>
+      </w:r>
+    </w:p>
+    <w:p>
+      <w:pPr>
+        <w:spacing w:before="100" w:beforeAutospacing="1" w:after="100" w:afterAutospacing="1" w:line="240" w:lineRule="auto"/>
+        <w:outlineLvl w:val="2"/>
+        <w:rPr>
+          <w:rFonts w:ascii="Times New Roman" w:eastAsia="Times New Roman" w:hAnsi="Times New Roman" w:cs="Times New Roman"/>
+          <w:b/>
+          <w:bCs/>
+          <w:color w:val="000000"/>
+          <w:kern w:val="0"/>
+          <w:sz w:val="27"/>
+          <w:szCs w:val="27"/>
+          <w14:ligatures w14:val="none"/>
+        </w:rPr>
+      </w:pPr>
+      <w:r>
+        <w:rPr>
+          <w:rFonts w:ascii="Times New Roman" w:eastAsia="Times New Roman" w:hAnsi="Times New Roman" w:cs="Times New Roman"/>
+          <w:b/>
+          <w:bCs/>
+          <w:color w:val="000000"/>
+          <w:kern w:val="0"/>
+          <w:sz w:val="27"/>
+          <w:szCs w:val="27"/>
+          <w14:ligatures w14:val="none"/>
+        </w:rPr>
+        <w:t>4</w:t>
+      </w:r>
+      <w:r>
+        <w:rPr>
+          <w:rFonts w:ascii="Segoe UI Symbol" w:eastAsia="Times New Roman" w:hAnsi="Segoe UI Symbol" w:cs="Segoe UI Symbol"/>
+          <w:b/>
+          <w:bCs/>
+          <w:color w:val="000000"/>
+          <w:kern w:val="0"/>
+          <w:sz w:val="27"/>
+          <w:szCs w:val="27"/>
+          <w14:ligatures w14:val="none"/>
+        </w:rPr>
+        <w:t>⃣</w:t>
+      </w:r>
+      <w:r>
+        <w:rPr>
+          <w:rFonts w:ascii="Times New Roman" w:eastAsia="Times New Roman" w:hAnsi="Times New Roman" w:cs="Times New Roman"/>
+          <w:b/>
+          <w:bCs/>
+          <w:color w:val="000000"/>
+          <w:kern w:val="0"/>
+          <w:sz w:val="27"/>
+          <w:szCs w:val="27"/>
+          <w14:ligatures w14:val="none"/>
+        </w:rPr>
+        <w:t xml:space="preserve"> System Health &amp; Monitoring</w:t>
+      </w:r>
+    </w:p>
+    <w:p>
+      <w:pPr>
+        <w:spacing w:before="100" w:beforeAutospacing="1" w:after="100" w:afterAutospacing="1" w:line="240" w:lineRule="auto"/>
+        <w:outlineLvl w:val="3"/>
+        <w:rPr>
+          <w:rFonts w:ascii="Times New Roman" w:eastAsia="Times New Roman" w:hAnsi="Times New Roman" w:cs="Times New Roman"/>
+          <w:b/>
+          <w:bCs/>
+          <w:color w:val="000000"/>
+          <w:kern w:val="0"/>
+          <w14:ligatures w14:val="none"/>
+        </w:rPr>
+      </w:pPr>
+      <w:r>
+        <w:rPr>
+          <w:rFonts w:ascii="Apple Color Emoji" w:eastAsia="Times New Roman" w:hAnsi="Apple Color Emoji" w:cs="Apple Color Emoji"/>
+          <w:b/>
+          <w:bCs/>
+          <w:color w:val="000000"/>
+          <w:kern w:val="0"/>
+          <w14:ligatures w14:val="none"/>
+        </w:rPr>
+        <w:t>💡</w:t>
+      </w:r>
+      <w:r>
+        <w:rPr>
+          <w:rFonts w:ascii="Times New Roman" w:eastAsia="Times New Roman" w:hAnsi="Times New Roman" w:cs="Times New Roman"/>
+          <w:b/>
+          <w:bCs/>
+          <w:color w:val="000000"/>
+          <w:kern w:val="0"/>
+          <w14:ligatures w14:val="none"/>
+        </w:rPr>
+        <w:t xml:space="preserve"> API Health Check</w:t>
+      </w:r>
+    </w:p>
+    <w:p>
+      <w:pPr>
+        <w:spacing w:before="100" w:beforeAutospacing="1" w:after="100" w:afterAutospacing="1" w:line="240" w:lineRule="auto"/>
+        <w:rPr>
+          <w:rFonts w:ascii="Times New Roman" w:eastAsia="Times New Roman" w:hAnsi="Times New Roman" w:cs="Times New Roman"/>
+          <w:color w:val="000000"/>
+          <w:kern w:val="0"/>
+          <w14:ligatures w14:val="none"/>
+        </w:rPr>
+      </w:pPr>
+      <w:r>
+        <w:rPr>
+          <w:rFonts w:ascii="Courier New" w:eastAsia="Times New Roman" w:hAnsi="Courier New" w:cs="Courier New"/>
+          <w:b/>
+          <w:bCs/>
+          <w:color w:val="000000"/>
+          <w:kern w:val="0"/>
+          <w:sz w:val="20"/>
+          <w:szCs w:val="20"/>
+          <w14:ligatures w14:val="none"/>
+        </w:rPr>
+        <w:lastRenderedPageBreak/>
+        <w:t>GET /health</w:t>
+      </w:r>
+      <w:r>
+        <w:rPr>
+          <w:rFonts w:ascii="Times New Roman" w:eastAsia="Times New Roman" w:hAnsi="Times New Roman" w:cs="Times New Roman"/>
+          <w:color w:val="000000"/>
+          <w:kern w:val="0"/>
+          <w14:ligatures w14:val="none"/>
+        </w:rPr>
+        <w:br/>
+      </w:r>
+      <w:r>
+        <w:rPr>
+          <w:rFonts w:ascii="Times New Roman" w:eastAsia="Times New Roman" w:hAnsi="Times New Roman" w:cs="Times New Roman"/>
+          <w:b/>
+          <w:bCs/>
+          <w:color w:val="000000"/>
+          <w:kern w:val="0"/>
+          <w14:ligatures w14:val="none"/>
+        </w:rPr>
+        <w:t>Response:</w:t>
       </w:r>
     </w:p>
     <w:p>
@@ -2203,31 +2317,7 @@
           <w:szCs w:val="20"/>
           <w14:ligatures w14:val="none"/>
         </w:rPr>
-        <w:t xml:space="preserve">    "</w:t>
-      </w:r>
-      <w:proofErr w:type="gramStart"/>
-      <w:r>
-        <w:rPr>
-          <w:rFonts w:ascii="Courier New" w:eastAsia="Times New Roman" w:hAnsi="Courier New" w:cs="Courier New"/>
-          <w:color w:val="000000"/>
-          <w:kern w:val="0"/>
-          <w:sz w:val="20"/>
-          <w:szCs w:val="20"/>
-          <w14:ligatures w14:val="none"/>
-        </w:rPr>
-        <w:t>news</w:t>
-      </w:r>
-      <w:proofErr w:type="gramEnd"/>
-      <w:r>
-        <w:rPr>
-          <w:rFonts w:ascii="Courier New" w:eastAsia="Times New Roman" w:hAnsi="Courier New" w:cs="Courier New"/>
-          <w:color w:val="000000"/>
-          <w:kern w:val="0"/>
-          <w:sz w:val="20"/>
-          <w:szCs w:val="20"/>
-          <w14:ligatures w14:val="none"/>
-        </w:rPr>
-        <w:t>_id": "123",</w:t>
+        <w:t>{</w:t>
       </w:r>
     </w:p>
     <w:p>
@@ -2269,31 +2359,7 @@
           <w:szCs w:val="20"/>
           <w14:ligatures w14:val="none"/>
         </w:rPr>
-        <w:t xml:space="preserve">    "</w:t>
-      </w:r>
-      <w:proofErr w:type="gramStart"/>
-      <w:r>
-        <w:rPr>
-          <w:rFonts w:ascii="Courier New" w:eastAsia="Times New Roman" w:hAnsi="Courier New" w:cs="Courier New"/>
-          <w:color w:val="000000"/>
-          <w:kern w:val="0"/>
-          <w:sz w:val="20"/>
-          <w:szCs w:val="20"/>
-          <w14:ligatures w14:val="none"/>
-        </w:rPr>
-        <w:t>action</w:t>
-      </w:r>
-      <w:proofErr w:type="gramEnd"/>
-      <w:r>
-        <w:rPr>
-          <w:rFonts w:ascii="Courier New" w:eastAsia="Times New Roman" w:hAnsi="Courier New" w:cs="Courier New"/>
-          <w:color w:val="000000"/>
-          <w:kern w:val="0"/>
-          <w:sz w:val="20"/>
-          <w:szCs w:val="20"/>
-          <w14:ligatures w14:val="none"/>
-        </w:rPr>
-        <w:t>_type": "like"</w:t>
+        <w:t xml:space="preserve">    "status": "ok",</w:t>
       </w:r>
     </w:p>
     <w:p>
@@ -2335,200 +2401,7 @@
           <w:szCs w:val="20"/>
           <w14:ligatures w14:val="none"/>
         </w:rPr>
-        <w:t>}</w:t>
-      </w:r>
-    </w:p>
-    <w:p>
-      <w:pPr>
-        <w:spacing w:before="100" w:beforeAutospacing="1" w:after="100" w:afterAutospacing="1" w:line="240" w:lineRule="auto"/>
-        <w:outlineLvl w:val="3"/>
-        <w:rPr>
-          <w:rFonts w:ascii="Times New Roman" w:eastAsia="Times New Roman" w:hAnsi="Times New Roman" w:cs="Times New Roman"/>
-          <w:b/>
-          <w:bCs/>
-          <w:color w:val="000000"/>
-          <w:kern w:val="0"/>
-          <w14:ligatures w14:val="none"/>
-        </w:rPr>
-      </w:pPr>
-      <w:r>
-        <w:rPr>
-          <w:rFonts w:ascii="Apple Color Emoji" w:eastAsia="Times New Roman" w:hAnsi="Apple Color Emoji" w:cs="Apple Color Emoji"/>
-          <w:b/>
-          <w:bCs/>
-          <w:color w:val="000000"/>
-          <w:kern w:val="0"/>
-          <w14:ligatures w14:val="none"/>
-        </w:rPr>
-        <w:t>🔹</w:t>
-      </w:r>
-      <w:r>
-        <w:rPr>
-          <w:rFonts w:ascii="Times New Roman" w:eastAsia="Times New Roman" w:hAnsi="Times New Roman" w:cs="Times New Roman"/>
-          <w:b/>
-          <w:bCs/>
-          <w:color w:val="000000"/>
-          <w:kern w:val="0"/>
-          <w14:ligatures w14:val="none"/>
-        </w:rPr>
-        <w:t xml:space="preserve"> Fetch User Activity</w:t>
-      </w:r>
-    </w:p>
-    <w:p>
-      <w:pPr>
-        <w:spacing w:before="100" w:beforeAutospacing="1" w:after="100" w:afterAutospacing="1" w:line="240" w:lineRule="auto"/>
-        <w:rPr>
-          <w:rFonts w:ascii="Times New Roman" w:eastAsia="Times New Roman" w:hAnsi="Times New Roman" w:cs="Times New Roman"/>
-          <w:color w:val="000000"/>
-          <w:kern w:val="0"/>
-          <w14:ligatures w14:val="none"/>
-        </w:rPr>
-      </w:pPr>
-      <w:r>
-        <w:rPr>
-          <w:rFonts w:ascii="Courier New" w:eastAsia="Times New Roman" w:hAnsi="Courier New" w:cs="Courier New"/>
-          <w:color w:val="000000"/>
-          <w:kern w:val="0"/>
-          <w:sz w:val="20"/>
-          <w:szCs w:val="20"/>
-          <w14:ligatures w14:val="none"/>
-        </w:rPr>
-        <w:t>GET /user/actions/{user_id}</w:t>
-      </w:r>
-    </w:p>
-    <w:p>
-      <w:pPr>
-        <w:spacing w:after="0" w:line="240" w:lineRule="auto"/>
-        <w:rPr>
-          <w:rFonts w:ascii="Times New Roman" w:eastAsia="Times New Roman" w:hAnsi="Times New Roman" w:cs="Times New Roman"/>
-          <w:color w:val="000000"/>
-          <w:kern w:val="0"/>
-          <w14:ligatures w14:val="none"/>
-        </w:rPr>
-      </w:pPr>
-      <w:r>
-        <w:rPr>
-          <w:rFonts w:ascii="Times New Roman" w:eastAsia="Times New Roman" w:hAnsi="Times New Roman" w:cs="Times New Roman"/>
-          <w:noProof/>
-          <w:color w:val="000000"/>
-          <w:kern w:val="0"/>
-        </w:rPr>
-        <w:pict>
-          <v:rect id="_x0000_i1026" alt="" style="width:468pt;height:.05pt;mso-width-percent:0;mso-height-percent:0;mso-width-percent:0;mso-height-percent:0" o:hralign="center" o:hrstd="t" o:hr="t" fillcolor="#a0a0a0" stroked="f"/>
-        </w:pict>
-      </w:r>
-    </w:p>
-    <w:p>
-      <w:pPr>
-        <w:spacing w:before="100" w:beforeAutospacing="1" w:after="100" w:afterAutospacing="1" w:line="240" w:lineRule="auto"/>
-        <w:outlineLvl w:val="2"/>
-        <w:rPr>
-          <w:rFonts w:ascii="Times New Roman" w:eastAsia="Times New Roman" w:hAnsi="Times New Roman" w:cs="Times New Roman"/>
-          <w:b/>
-          <w:bCs/>
-          <w:color w:val="000000"/>
-          <w:kern w:val="0"/>
-          <w:sz w:val="27"/>
-          <w:szCs w:val="27"/>
-          <w14:ligatures w14:val="none"/>
-        </w:rPr>
-      </w:pPr>
-      <w:r>
-        <w:rPr>
-          <w:rFonts w:ascii="Times New Roman" w:eastAsia="Times New Roman" w:hAnsi="Times New Roman" w:cs="Times New Roman"/>
-          <w:b/>
-          <w:bCs/>
-          <w:color w:val="000000"/>
-          <w:kern w:val="0"/>
-          <w:sz w:val="27"/>
-          <w:szCs w:val="27"/>
-          <w14:ligatures w14:val="none"/>
-        </w:rPr>
-        <w:t>4</w:t>
-      </w:r>
-      <w:r>
-        <w:rPr>
-          <w:rFonts w:ascii="Apple Color Emoji" w:eastAsia="Times New Roman" w:hAnsi="Apple Color Emoji" w:cs="Apple Color Emoji"/>
-          <w:b/>
-          <w:bCs/>
-          <w:color w:val="000000"/>
-          <w:kern w:val="0"/>
-          <w:sz w:val="27"/>
-          <w:szCs w:val="27"/>
-          <w14:ligatures w14:val="none"/>
-        </w:rPr>
-        <w:t>️⃣</w:t>
-      </w:r>
-      <w:r>
-        <w:rPr>
-          <w:rFonts w:ascii="Times New Roman" w:eastAsia="Times New Roman" w:hAnsi="Times New Roman" w:cs="Times New Roman"/>
-          <w:b/>
-          <w:bCs/>
-          <w:color w:val="000000"/>
-          <w:kern w:val="0"/>
-          <w:sz w:val="27"/>
-          <w:szCs w:val="27"/>
-          <w14:ligatures w14:val="none"/>
-        </w:rPr>
-        <w:t xml:space="preserve"> System Health &amp; Monitoring</w:t>
-      </w:r>
-    </w:p>
-    <w:p>
-      <w:pPr>
-        <w:spacing w:before="100" w:beforeAutospacing="1" w:after="100" w:afterAutospacing="1" w:line="240" w:lineRule="auto"/>
-        <w:outlineLvl w:val="3"/>
-        <w:rPr>
-          <w:rFonts w:ascii="Times New Roman" w:eastAsia="Times New Roman" w:hAnsi="Times New Roman" w:cs="Times New Roman"/>
-          <w:b/>
-          <w:bCs/>
-          <w:color w:val="000000"/>
-          <w:kern w:val="0"/>
-          <w14:ligatures w14:val="none"/>
-        </w:rPr>
-      </w:pPr>
-      <w:r>
-        <w:rPr>
-          <w:rFonts w:ascii="Apple Color Emoji" w:eastAsia="Times New Roman" w:hAnsi="Apple Color Emoji" w:cs="Apple Color Emoji"/>
-          <w:b/>
-          <w:bCs/>
-          <w:color w:val="000000"/>
-          <w:kern w:val="0"/>
-          <w14:ligatures w14:val="none"/>
-        </w:rPr>
-        <w:t>🔹</w:t>
-      </w:r>
-      <w:r>
-        <w:rPr>
-          <w:rFonts w:ascii="Times New Roman" w:eastAsia="Times New Roman" w:hAnsi="Times New Roman" w:cs="Times New Roman"/>
-          <w:b/>
-          <w:bCs/>
-          <w:color w:val="000000"/>
-          <w:kern w:val="0"/>
-          <w14:ligatures w14:val="none"/>
-        </w:rPr>
-        <w:t xml:space="preserve"> API Health Check</w:t>
-      </w:r>
-    </w:p>
-    <w:p>
-      <w:pPr>
-        <w:spacing w:before="100" w:beforeAutospacing="1" w:after="100" w:afterAutospacing="1" w:line="240" w:lineRule="auto"/>
-        <w:rPr>
-          <w:rFonts w:ascii="Times New Roman" w:eastAsia="Times New Roman" w:hAnsi="Times New Roman" w:cs="Times New Roman"/>
-          <w:color w:val="000000"/>
-          <w:kern w:val="0"/>
-          <w14:ligatures w14:val="none"/>
-        </w:rPr>
-      </w:pPr>
-      <w:r>
-        <w:rPr>
-          <w:rFonts w:ascii="Courier New" w:eastAsia="Times New Roman" w:hAnsi="Courier New" w:cs="Courier New"/>
-          <w:color w:val="000000"/>
-          <w:kern w:val="0"/>
-          <w:sz w:val="20"/>
-          <w:szCs w:val="20"/>
-          <w14:ligatures w14:val="none"/>
-        </w:rPr>
-        <w:t>GET /health</w:t>
+        <w:t xml:space="preserve">    "uptime": "99.99%"</w:t>
       </w:r>
     </w:p>
     <w:p>
@@ -2570,184 +2443,14 @@
           <w:szCs w:val="20"/>
           <w14:ligatures w14:val="none"/>
         </w:rPr>
-        <w:lastRenderedPageBreak/>
-        <w:t>Response:</w:t>
-      </w:r>
-    </w:p>
-    <w:p>
-      <w:pPr>
-        <w:tabs>
-          <w:tab w:val="left" w:pos="916"/>
-          <w:tab w:val="left" w:pos="1832"/>
-          <w:tab w:val="left" w:pos="2748"/>
-          <w:tab w:val="left" w:pos="3664"/>
-          <w:tab w:val="left" w:pos="4580"/>
-          <w:tab w:val="left" w:pos="5496"/>
-          <w:tab w:val="left" w:pos="6412"/>
-          <w:tab w:val="left" w:pos="7328"/>
-          <w:tab w:val="left" w:pos="8244"/>
-          <w:tab w:val="left" w:pos="9160"/>
-          <w:tab w:val="left" w:pos="10076"/>
-          <w:tab w:val="left" w:pos="10992"/>
-          <w:tab w:val="left" w:pos="11908"/>
-          <w:tab w:val="left" w:pos="12824"/>
-          <w:tab w:val="left" w:pos="13740"/>
-          <w:tab w:val="left" w:pos="14656"/>
-        </w:tabs>
+        <w:t>}</w:t>
+      </w:r>
+    </w:p>
+    <w:p>
+      <w:pPr>
         <w:spacing w:after="0" w:line="240" w:lineRule="auto"/>
         <w:rPr>
-          <w:rFonts w:ascii="Courier New" w:eastAsia="Times New Roman" w:hAnsi="Courier New" w:cs="Courier New"/>
-          <w:color w:val="000000"/>
-          <w:kern w:val="0"/>
-          <w:sz w:val="20"/>
-          <w:szCs w:val="20"/>
-          <w14:ligatures w14:val="none"/>
-        </w:rPr>
-      </w:pPr>
-      <w:r>
-        <w:rPr>
-          <w:rFonts w:ascii="Courier New" w:eastAsia="Times New Roman" w:hAnsi="Courier New" w:cs="Courier New"/>
-          <w:color w:val="000000"/>
-          <w:kern w:val="0"/>
-          <w:sz w:val="20"/>
-          <w:szCs w:val="20"/>
-          <w14:ligatures w14:val="none"/>
-        </w:rPr>
-        <w:t>{</w:t>
-      </w:r>
-    </w:p>
-    <w:p>
-      <w:pPr>
-        <w:tabs>
-          <w:tab w:val="left" w:pos="916"/>
-          <w:tab w:val="left" w:pos="1832"/>
-          <w:tab w:val="left" w:pos="2748"/>
-          <w:tab w:val="left" w:pos="3664"/>
-          <w:tab w:val="left" w:pos="4580"/>
-          <w:tab w:val="left" w:pos="5496"/>
-          <w:tab w:val="left" w:pos="6412"/>
-          <w:tab w:val="left" w:pos="7328"/>
-          <w:tab w:val="left" w:pos="8244"/>
-          <w:tab w:val="left" w:pos="9160"/>
-          <w:tab w:val="left" w:pos="10076"/>
-          <w:tab w:val="left" w:pos="10992"/>
-          <w:tab w:val="left" w:pos="11908"/>
-          <w:tab w:val="left" w:pos="12824"/>
-          <w:tab w:val="left" w:pos="13740"/>
-          <w:tab w:val="left" w:pos="14656"/>
-        </w:tabs>
-        <w:spacing w:after="0" w:line="240" w:lineRule="auto"/>
-        <w:rPr>
-          <w:rFonts w:ascii="Courier New" w:eastAsia="Times New Roman" w:hAnsi="Courier New" w:cs="Courier New"/>
-          <w:color w:val="000000"/>
-          <w:kern w:val="0"/>
-          <w:sz w:val="20"/>
-          <w:szCs w:val="20"/>
-          <w14:ligatures w14:val="none"/>
-        </w:rPr>
-      </w:pPr>
-      <w:r>
-        <w:rPr>
-          <w:rFonts w:ascii="Courier New" w:eastAsia="Times New Roman" w:hAnsi="Courier New" w:cs="Courier New"/>
-          <w:color w:val="000000"/>
-          <w:kern w:val="0"/>
-          <w:sz w:val="20"/>
-          <w:szCs w:val="20"/>
-          <w14:ligatures w14:val="none"/>
-        </w:rPr>
-        <w:t xml:space="preserve">    "status": "ok",</w:t>
-      </w:r>
-    </w:p>
-    <w:p>
-      <w:pPr>
-        <w:tabs>
-          <w:tab w:val="left" w:pos="916"/>
-          <w:tab w:val="left" w:pos="1832"/>
-          <w:tab w:val="left" w:pos="2748"/>
-          <w:tab w:val="left" w:pos="3664"/>
-          <w:tab w:val="left" w:pos="4580"/>
-          <w:tab w:val="left" w:pos="5496"/>
-          <w:tab w:val="left" w:pos="6412"/>
-          <w:tab w:val="left" w:pos="7328"/>
-          <w:tab w:val="left" w:pos="8244"/>
-          <w:tab w:val="left" w:pos="9160"/>
-          <w:tab w:val="left" w:pos="10076"/>
-          <w:tab w:val="left" w:pos="10992"/>
-          <w:tab w:val="left" w:pos="11908"/>
-          <w:tab w:val="left" w:pos="12824"/>
-          <w:tab w:val="left" w:pos="13740"/>
-          <w:tab w:val="left" w:pos="14656"/>
-        </w:tabs>
-        <w:spacing w:after="0" w:line="240" w:lineRule="auto"/>
-        <w:rPr>
-          <w:rFonts w:ascii="Courier New" w:eastAsia="Times New Roman" w:hAnsi="Courier New" w:cs="Courier New"/>
-          <w:color w:val="000000"/>
-          <w:kern w:val="0"/>
-          <w:sz w:val="20"/>
-          <w:szCs w:val="20"/>
-          <w14:ligatures w14:val="none"/>
-        </w:rPr>
-      </w:pPr>
-      <w:r>
-        <w:rPr>
-          <w:rFonts w:ascii="Courier New" w:eastAsia="Times New Roman" w:hAnsi="Courier New" w:cs="Courier New"/>
-          <w:color w:val="000000"/>
-          <w:kern w:val="0"/>
-          <w:sz w:val="20"/>
-          <w:szCs w:val="20"/>
-          <w14:ligatures w14:val="none"/>
-        </w:rPr>
-        <w:t xml:space="preserve">    "uptime": "99.99%"</w:t>
-      </w:r>
-    </w:p>
-    <w:p>
-      <w:pPr>
-        <w:tabs>
-          <w:tab w:val="left" w:pos="916"/>
-          <w:tab w:val="left" w:pos="1832"/>
-          <w:tab w:val="left" w:pos="2748"/>
-          <w:tab w:val="left" w:pos="3664"/>
-          <w:tab w:val="left" w:pos="4580"/>
-          <w:tab w:val="left" w:pos="5496"/>
-          <w:tab w:val="left" w:pos="6412"/>
-          <w:tab w:val="left" w:pos="7328"/>
-          <w:tab w:val="left" w:pos="8244"/>
-          <w:tab w:val="left" w:pos="9160"/>
-          <w:tab w:val="left" w:pos="10076"/>
-          <w:tab w:val="left" w:pos="10992"/>
-          <w:tab w:val="left" w:pos="11908"/>
-          <w:tab w:val="left" w:pos="12824"/>
-          <w:tab w:val="left" w:pos="13740"/>
-          <w:tab w:val="left" w:pos="14656"/>
-        </w:tabs>
-        <w:spacing w:after="0" w:line="240" w:lineRule="auto"/>
-        <w:rPr>
-          <w:rFonts w:ascii="Courier New" w:eastAsia="Times New Roman" w:hAnsi="Courier New" w:cs="Courier New"/>
-          <w:color w:val="000000"/>
-          <w:kern w:val="0"/>
-          <w:sz w:val="20"/>
-          <w:szCs w:val="20"/>
-          <w14:ligatures w14:val="none"/>
-        </w:rPr>
-      </w:pPr>
-      <w:r>
-        <w:rPr>
-          <w:rFonts w:ascii="Courier New" w:eastAsia="Times New Roman" w:hAnsi="Courier New" w:cs="Courier New"/>
-          <w:color w:val="000000"/>
-          <w:kern w:val="0"/>
-          <w:sz w:val="20"/>
-          <w:szCs w:val="20"/>
-          <w14:ligatures w14:val="none"/>
-        </w:rPr>
-        <w:t>}</w:t>
-      </w:r>
-    </w:p>
-    <w:p>
-      <w:pPr>
-        <w:spacing w:after="0" w:line="240" w:lineRule="auto"/>
-        <w:rPr>
-          <w:rFonts w:ascii="Times New Roman" w:eastAsia="Times New Roman" w:hAnsi="Times New Roman" w:cs="Times New Roman"/>
-          <w:color w:val="000000"/>
+          <w:rFonts w:ascii="Times New Roman" w:eastAsia="Times New Roman" w:hAnsi="Times New Roman" w:cs="Times New Roman"/>
           <w:kern w:val="0"/>
           <w14:ligatures w14:val="none"/>
         </w:rPr>
@@ -2756,7 +2459,6 @@
         <w:rPr>
           <w:rFonts w:ascii="Times New Roman" w:eastAsia="Times New Roman" w:hAnsi="Times New Roman" w:cs="Times New Roman"/>
           <w:noProof/>
-          <w:color w:val="000000"/>
           <w:kern w:val="0"/>
         </w:rPr>
         <w:pict>
@@ -2803,7 +2505,7 @@
           <w:szCs w:val="36"/>
           <w14:ligatures w14:val="none"/>
         </w:rPr>
-        <w:t> Execution Priorities</w:t>
+        <w:t xml:space="preserve"> Execution Priorities</w:t>
       </w:r>
     </w:p>
     <w:p>
@@ -2832,18 +2534,7 @@
           <w:kern w:val="0"/>
           <w14:ligatures w14:val="none"/>
         </w:rPr>
-        <w:t> </w:t>
-      </w:r>
-      <w:r>
-        <w:rPr>
-          <w:rFonts w:ascii="Times New Roman" w:eastAsia="Times New Roman" w:hAnsi="Times New Roman" w:cs="Times New Roman"/>
-          <w:b/>
-          <w:bCs/>
-          <w:color w:val="000000"/>
-          <w:kern w:val="0"/>
-          <w14:ligatures w14:val="none"/>
-        </w:rPr>
-        <w:t>Ensure all API endpoints follow RESTful design principles.</w:t>
+        <w:t xml:space="preserve"> Ensure all API endpoints follow RESTful design principles.</w:t>
       </w:r>
       <w:r>
         <w:rPr>
@@ -2870,18 +2561,7 @@
           <w:kern w:val="0"/>
           <w14:ligatures w14:val="none"/>
         </w:rPr>
-        <w:t> </w:t>
-      </w:r>
-      <w:r>
-        <w:rPr>
-          <w:rFonts w:ascii="Times New Roman" w:eastAsia="Times New Roman" w:hAnsi="Times New Roman" w:cs="Times New Roman"/>
-          <w:b/>
-          <w:bCs/>
-          <w:color w:val="000000"/>
-          <w:kern w:val="0"/>
-          <w14:ligatures w14:val="none"/>
-        </w:rPr>
-        <w:t>Secure authentication &amp; rate-limiting to prevent abuse.</w:t>
+        <w:t xml:space="preserve"> Secure authentication &amp; rate-limiting to prevent abuse.</w:t>
       </w:r>
       <w:r>
         <w:rPr>
@@ -2908,18 +2588,7 @@
           <w:kern w:val="0"/>
           <w14:ligatures w14:val="none"/>
         </w:rPr>
-        <w:t> </w:t>
-      </w:r>
-      <w:r>
-        <w:rPr>
-          <w:rFonts w:ascii="Times New Roman" w:eastAsia="Times New Roman" w:hAnsi="Times New Roman" w:cs="Times New Roman"/>
-          <w:b/>
-          <w:bCs/>
-          <w:color w:val="000000"/>
-          <w:kern w:val="0"/>
-          <w14:ligatures w14:val="none"/>
-        </w:rPr>
-        <w:t>Optimize API response times with Redis caching.</w:t>
+        <w:t xml:space="preserve"> Optimize API response times with Redis caching.</w:t>
       </w:r>
       <w:r>
         <w:rPr>
@@ -2946,18 +2615,7 @@
           <w:kern w:val="0"/>
           <w14:ligatures w14:val="none"/>
         </w:rPr>
-        <w:t> </w:t>
-      </w:r>
-      <w:r>
-        <w:rPr>
-          <w:rFonts w:ascii="Times New Roman" w:eastAsia="Times New Roman" w:hAnsi="Times New Roman" w:cs="Times New Roman"/>
-          <w:b/>
-          <w:bCs/>
-          <w:color w:val="000000"/>
-          <w:kern w:val="0"/>
-          <w14:ligatures w14:val="none"/>
-        </w:rPr>
-        <w:t>Expand API functionality as AI models evolve.</w:t>
+        <w:t xml:space="preserve"> Expand API functionality as AI models evolve.</w:t>
       </w:r>
     </w:p>
     <w:p>
@@ -3032,9 +2690,9 @@
 <file path=word/numbering.xml><?xml version="1.0" encoding="utf-8"?>
 <w:numbering xmlns:wpc="http://schemas.microsoft.com/office/word/2010/wordprocessingCanvas" xmlns:cx="http://schemas.microsoft.com/office/drawing/2014/chartex" xmlns:cx1="http://schemas.microsoft.com/office/drawing/2015/9/8/chartex" xmlns:cx2="http://schemas.microsoft.com/office/drawing/2015/10/21/chartex" xmlns:cx3="http://schemas.microsoft.com/office/drawing/2016/5/9/chartex" xmlns:cx4="http://schemas.microsoft.com/office/drawing/2016/5/10/chartex" xmlns:cx5="http://schemas.microsoft.com/office/drawing/2016/5/11/chartex" xmlns:cx6="http://schemas.microsoft.com/office/drawing/2016/5/12/chartex" xmlns:cx7="http://schemas.microsoft.com/office/drawing/2016/5/13/chartex" xmlns:cx8="http://schemas.microsoft.com/office/drawing/2016/5/14/chartex" xmlns:mc="http://schemas.openxmlformats.org/markup-compatibility/2006" xmlns:aink="http://schemas.microsoft.com/office/drawing/2016/ink" xmlns:am3d="http://schemas.microsoft.com/office/drawing/2017/model3d" xmlns:o="urn:schemas-microsoft-com:office:office" xmlns:oel="http://schemas.microsoft.com/office/2019/extlst" xmlns:r="http://schemas.openxmlformats.org/officeDocument/2006/relationships" xmlns:m="http://schemas.openxmlformats.org/officeDocument/2006/math" xmlns:v="urn:schemas-microsoft-com:vml" xmlns:wp14="http://schemas.microsoft.com/office/word/2010/wordprocessingDrawing" xmlns:wp="http://schemas.openxmlformats.org/drawingml/2006/wordprocessingDrawing" xmlns:w10="urn:schemas-microsoft-com:office:word" xmlns:w="http://schemas.openxmlformats.org/wordprocessingml/2006/main" xmlns:w14="http://schemas.microsoft.com/office/word/2010/wordml" xmlns:w15="http://schemas.microsoft.com/office/word/2012/wordml" xmlns:w16cex="http://schemas.microsoft.com/office/word/2018/wordml/cex" xmlns:w16cid="http://schemas.microsoft.com/office/word/2016/wordml/cid" xmlns:w16="http://schemas.microsoft.com/office/word/2018/wordml" xmlns:w16du="http://schemas.microsoft.com/office/word/2023/wordml/word16du" xmlns:w16sdtdh="http://schemas.microsoft.com/office/word/2020/wordml/sdtdatahash" xmlns:w16sdtfl="http://schemas.microsoft.com/office/word/2024/wordml/sdtformatlock" xmlns:w16se="http://schemas.microsoft.com/office/word/2015/wordml/symex" xmlns:wpg="http://schemas.microsoft.com/office/word/2010/wordprocessingGroup" xmlns:wpi="http://schemas.microsoft.com/office/word/2010/wordprocessingInk" xmlns:wne="http://schemas.microsoft.com/office/word/2006/wordml" xmlns:wps="http://schemas.microsoft.com/office/word/2010/wordprocessingShape" mc:Ignorable="w14 w15 w16se w16cid w16 w16cex w16sdtdh w16sdtfl w16du wp14">
   <w:abstractNum w:abstractNumId="0" w15:restartNumberingAfterBreak="0">
-    <w:nsid w:val="7132544F"/>
+    <w:nsid w:val="1B4D2094"/>
     <w:multiLevelType w:val="multilevel"/>
-    <w:tmpl w:val="5E88F964"/>
+    <w:tmpl w:val="075A43B0"/>
     <w:lvl w:ilvl="0">
       <w:start w:val="1"/>
       <w:numFmt w:val="bullet"/>
@@ -3180,7 +2838,159 @@
       </w:rPr>
     </w:lvl>
   </w:abstractNum>
+  <w:abstractNum w:abstractNumId="1" w15:restartNumberingAfterBreak="0">
+    <w:nsid w:val="7132544F"/>
+    <w:multiLevelType w:val="multilevel"/>
+    <w:tmpl w:val="5E88F964"/>
+    <w:lvl w:ilvl="0">
+      <w:start w:val="1"/>
+      <w:numFmt w:val="bullet"/>
+      <w:lvlText w:val=""/>
+      <w:lvlJc w:val="left"/>
+      <w:pPr>
+        <w:tabs>
+          <w:tab w:val="num" w:pos="720"/>
+        </w:tabs>
+        <w:ind w:left="720" w:hanging="360"/>
+      </w:pPr>
+      <w:rPr>
+        <w:rFonts w:ascii="Symbol" w:hAnsi="Symbol" w:hint="default"/>
+        <w:sz w:val="20"/>
+      </w:rPr>
+    </w:lvl>
+    <w:lvl w:ilvl="1" w:tentative="1">
+      <w:start w:val="1"/>
+      <w:numFmt w:val="bullet"/>
+      <w:lvlText w:val="o"/>
+      <w:lvlJc w:val="left"/>
+      <w:pPr>
+        <w:tabs>
+          <w:tab w:val="num" w:pos="1440"/>
+        </w:tabs>
+        <w:ind w:left="1440" w:hanging="360"/>
+      </w:pPr>
+      <w:rPr>
+        <w:rFonts w:ascii="Courier New" w:hAnsi="Courier New" w:hint="default"/>
+        <w:sz w:val="20"/>
+      </w:rPr>
+    </w:lvl>
+    <w:lvl w:ilvl="2" w:tentative="1">
+      <w:start w:val="1"/>
+      <w:numFmt w:val="bullet"/>
+      <w:lvlText w:val=""/>
+      <w:lvlJc w:val="left"/>
+      <w:pPr>
+        <w:tabs>
+          <w:tab w:val="num" w:pos="2160"/>
+        </w:tabs>
+        <w:ind w:left="2160" w:hanging="360"/>
+      </w:pPr>
+      <w:rPr>
+        <w:rFonts w:ascii="Wingdings" w:hAnsi="Wingdings" w:hint="default"/>
+        <w:sz w:val="20"/>
+      </w:rPr>
+    </w:lvl>
+    <w:lvl w:ilvl="3" w:tentative="1">
+      <w:start w:val="1"/>
+      <w:numFmt w:val="bullet"/>
+      <w:lvlText w:val=""/>
+      <w:lvlJc w:val="left"/>
+      <w:pPr>
+        <w:tabs>
+          <w:tab w:val="num" w:pos="2880"/>
+        </w:tabs>
+        <w:ind w:left="2880" w:hanging="360"/>
+      </w:pPr>
+      <w:rPr>
+        <w:rFonts w:ascii="Wingdings" w:hAnsi="Wingdings" w:hint="default"/>
+        <w:sz w:val="20"/>
+      </w:rPr>
+    </w:lvl>
+    <w:lvl w:ilvl="4" w:tentative="1">
+      <w:start w:val="1"/>
+      <w:numFmt w:val="bullet"/>
+      <w:lvlText w:val=""/>
+      <w:lvlJc w:val="left"/>
+      <w:pPr>
+        <w:tabs>
+          <w:tab w:val="num" w:pos="3600"/>
+        </w:tabs>
+        <w:ind w:left="3600" w:hanging="360"/>
+      </w:pPr>
+      <w:rPr>
+        <w:rFonts w:ascii="Wingdings" w:hAnsi="Wingdings" w:hint="default"/>
+        <w:sz w:val="20"/>
+      </w:rPr>
+    </w:lvl>
+    <w:lvl w:ilvl="5" w:tentative="1">
+      <w:start w:val="1"/>
+      <w:numFmt w:val="bullet"/>
+      <w:lvlText w:val=""/>
+      <w:lvlJc w:val="left"/>
+      <w:pPr>
+        <w:tabs>
+          <w:tab w:val="num" w:pos="4320"/>
+        </w:tabs>
+        <w:ind w:left="4320" w:hanging="360"/>
+      </w:pPr>
+      <w:rPr>
+        <w:rFonts w:ascii="Wingdings" w:hAnsi="Wingdings" w:hint="default"/>
+        <w:sz w:val="20"/>
+      </w:rPr>
+    </w:lvl>
+    <w:lvl w:ilvl="6" w:tentative="1">
+      <w:start w:val="1"/>
+      <w:numFmt w:val="bullet"/>
+      <w:lvlText w:val=""/>
+      <w:lvlJc w:val="left"/>
+      <w:pPr>
+        <w:tabs>
+          <w:tab w:val="num" w:pos="5040"/>
+        </w:tabs>
+        <w:ind w:left="5040" w:hanging="360"/>
+      </w:pPr>
+      <w:rPr>
+        <w:rFonts w:ascii="Wingdings" w:hAnsi="Wingdings" w:hint="default"/>
+        <w:sz w:val="20"/>
+      </w:rPr>
+    </w:lvl>
+    <w:lvl w:ilvl="7" w:tentative="1">
+      <w:start w:val="1"/>
+      <w:numFmt w:val="bullet"/>
+      <w:lvlText w:val=""/>
+      <w:lvlJc w:val="left"/>
+      <w:pPr>
+        <w:tabs>
+          <w:tab w:val="num" w:pos="5760"/>
+        </w:tabs>
+        <w:ind w:left="5760" w:hanging="360"/>
+      </w:pPr>
+      <w:rPr>
+        <w:rFonts w:ascii="Wingdings" w:hAnsi="Wingdings" w:hint="default"/>
+        <w:sz w:val="20"/>
+      </w:rPr>
+    </w:lvl>
+    <w:lvl w:ilvl="8" w:tentative="1">
+      <w:start w:val="1"/>
+      <w:numFmt w:val="bullet"/>
+      <w:lvlText w:val=""/>
+      <w:lvlJc w:val="left"/>
+      <w:pPr>
+        <w:tabs>
+          <w:tab w:val="num" w:pos="6480"/>
+        </w:tabs>
+        <w:ind w:left="6480" w:hanging="360"/>
+      </w:pPr>
+      <w:rPr>
+        <w:rFonts w:ascii="Wingdings" w:hAnsi="Wingdings" w:hint="default"/>
+        <w:sz w:val="20"/>
+      </w:rPr>
+    </w:lvl>
+  </w:abstractNum>
   <w:num w:numId="1" w16cid:durableId="357895506">
+    <w:abstractNumId w:val="1"/>
+  </w:num>
+  <w:num w:numId="2" w16cid:durableId="507984355">
     <w:abstractNumId w:val="0"/>
   </w:num>
 </w:numbering>
@@ -3586,6 +3396,7 @@
   <w:style w:type="paragraph" w:default="1" w:styleId="Normal">
     <w:name w:val="Normal"/>
     <w:qFormat/>
+    <w:rsid w:val="00F27A85"/>
   </w:style>
   <w:style w:type="paragraph" w:styleId="Heading1">
     <w:name w:val="heading 1"/>
